--- a/Coding 2 - year/Unit 1 - Data Structures/Daily Lesson Plans/Word/Day 11.docx
+++ b/Coding 2 - year/Unit 1 - Data Structures/Daily Lesson Plans/Word/Day 11.docx
@@ -50,12 +50,15 @@
               </w:rPr>
               <w:t xml:space="preserve">Coding II — Full Year</w:t>
             </w:r>
-          </w:p>
-          <w:p>
-            <w:pPr>
-              <w:spacing w:before="40"/>
-              <w:jc w:val="center"/>
-            </w:pPr>
+            <w:r>
+              <w:rPr>
+                <w:rFonts w:ascii="Arial" w:cs="Arial" w:eastAsia="Arial" w:hAnsi="Arial"/>
+                <w:sz w:val="16"/>
+                <w:szCs w:val="16"/>
+              </w:rPr>
+              <w:br/>
+              <w:t xml:space="preserve"/>
+            </w:r>
             <w:r>
               <w:rPr>
                 <w:rFonts w:ascii="Arial" w:cs="Arial" w:eastAsia="Arial" w:hAnsi="Arial"/>
@@ -83,7 +86,7 @@
           <w:rFonts w:ascii="Arial" w:cs="Arial" w:eastAsia="Arial" w:hAnsi="Arial"/>
           <w:b/>
           <w:bCs/>
-          <w:color w:val="0D3B1F"/>
+          <w:color w:val="1B7A4A"/>
           <w:sz w:val="32"/>
           <w:szCs w:val="32"/>
         </w:rPr>
@@ -261,9 +264,9 @@
               <w:right w:val="single" w:color="CCCCCC" w:sz="1"/>
             </w:tcBorders>
             <w:tcMar>
-              <w:top w:type="dxa" w:w="60"/>
+              <w:top w:type="dxa" w:w="80"/>
               <w:left w:type="dxa" w:w="120"/>
-              <w:bottom w:type="dxa" w:w="60"/>
+              <w:bottom w:type="dxa" w:w="80"/>
               <w:right w:type="dxa" w:w="120"/>
             </w:tcMar>
           </w:tcPr>
@@ -290,20 +293,213 @@
               <w:right w:val="single" w:color="CCCCCC" w:sz="1"/>
             </w:tcBorders>
             <w:tcMar>
-              <w:top w:type="dxa" w:w="60"/>
+              <w:top w:type="dxa" w:w="80"/>
               <w:left w:type="dxa" w:w="120"/>
-              <w:bottom w:type="dxa" w:w="60"/>
+              <w:bottom w:type="dxa" w:w="80"/>
               <w:right w:type="dxa" w:w="120"/>
             </w:tcMar>
           </w:tcPr>
           <w:p>
-            <w:r>
-              <w:rPr>
-                <w:rFonts w:ascii="Arial" w:cs="Arial" w:eastAsia="Arial" w:hAnsi="Arial"/>
-                <w:sz w:val="20"/>
-                <w:szCs w:val="20"/>
+            <w:pPr>
+              <w:spacing w:after="80" w:before="80"/>
+            </w:pPr>
+            <w:r>
+              <w:rPr>
+                <w:rFonts w:ascii="Arial" w:cs="Arial" w:eastAsia="Arial" w:hAnsi="Arial"/>
+                <w:b/>
+                <w:bCs/>
+                <w:i w:val="false"/>
+                <w:iCs w:val="false"/>
+                <w:color w:val="000000"/>
+                <w:sz w:val="22"/>
+                <w:szCs w:val="22"/>
               </w:rPr>
               <w:t xml:space="preserve">Bell Ringer / Review</w:t>
+            </w:r>
+            <w:r>
+              <w:rPr>
+                <w:rFonts w:ascii="Arial" w:cs="Arial" w:eastAsia="Arial" w:hAnsi="Arial"/>
+                <w:sz w:val="20"/>
+                <w:szCs w:val="20"/>
+              </w:rPr>
+              <w:br/>
+              <w:t xml:space="preserve"/>
+            </w:r>
+            <w:r>
+              <w:rPr>
+                <w:rFonts w:ascii="Arial" w:cs="Arial" w:eastAsia="Arial" w:hAnsi="Arial"/>
+                <w:sz w:val="20"/>
+                <w:szCs w:val="20"/>
+              </w:rPr>
+              <w:br/>
+              <w:t xml:space="preserve"/>
+            </w:r>
+            <w:r>
+              <w:rPr>
+                <w:rFonts w:ascii="Arial" w:cs="Arial" w:eastAsia="Arial" w:hAnsi="Arial"/>
+                <w:b/>
+                <w:bCs/>
+                <w:i w:val="false"/>
+                <w:iCs w:val="false"/>
+                <w:color w:val="000000"/>
+                <w:sz w:val="20"/>
+                <w:szCs w:val="20"/>
+              </w:rPr>
+              <w:t xml:space="preserve">Quick Write </w:t>
+            </w:r>
+            <w:r>
+              <w:rPr>
+                <w:rFonts w:ascii="Arial" w:cs="Arial" w:eastAsia="Arial" w:hAnsi="Arial"/>
+                <w:b w:val="false"/>
+                <w:bCs w:val="false"/>
+                <w:i w:val="false"/>
+                <w:iCs w:val="false"/>
+                <w:color w:val="000000"/>
+                <w:sz w:val="20"/>
+                <w:szCs w:val="20"/>
+              </w:rPr>
+              <w:t xml:space="preserve">(3 min — written or verbal):</w:t>
+            </w:r>
+            <w:r>
+              <w:rPr>
+                <w:rFonts w:ascii="Arial" w:cs="Arial" w:eastAsia="Arial" w:hAnsi="Arial"/>
+                <w:sz w:val="20"/>
+                <w:szCs w:val="20"/>
+              </w:rPr>
+              <w:br/>
+              <w:t xml:space="preserve"/>
+            </w:r>
+            <w:r>
+              <w:rPr>
+                <w:rFonts w:ascii="Arial" w:cs="Arial" w:eastAsia="Arial" w:hAnsi="Arial"/>
+                <w:b w:val="false"/>
+                <w:bCs w:val="false"/>
+                <w:i w:val="false"/>
+                <w:iCs w:val="false"/>
+                <w:color w:val="000000"/>
+                <w:sz w:val="20"/>
+                <w:szCs w:val="20"/>
+              </w:rPr>
+              <w:t xml:space="preserve">    What do you already know about how to apply dictionaries to solve real-world data management and lookup problems?</w:t>
+            </w:r>
+            <w:r>
+              <w:rPr>
+                <w:rFonts w:ascii="Arial" w:cs="Arial" w:eastAsia="Arial" w:hAnsi="Arial"/>
+                <w:sz w:val="20"/>
+                <w:szCs w:val="20"/>
+              </w:rPr>
+              <w:br/>
+              <w:t xml:space="preserve"/>
+            </w:r>
+            <w:r>
+              <w:rPr>
+                <w:rFonts w:ascii="Arial" w:cs="Arial" w:eastAsia="Arial" w:hAnsi="Arial"/>
+                <w:sz w:val="20"/>
+                <w:szCs w:val="20"/>
+              </w:rPr>
+              <w:br/>
+              <w:t xml:space="preserve"/>
+            </w:r>
+            <w:r>
+              <w:rPr>
+                <w:rFonts w:ascii="Arial" w:cs="Arial" w:eastAsia="Arial" w:hAnsi="Arial"/>
+                <w:b/>
+                <w:bCs/>
+                <w:i w:val="false"/>
+                <w:iCs w:val="false"/>
+                <w:color w:val="000000"/>
+                <w:sz w:val="20"/>
+                <w:szCs w:val="20"/>
+              </w:rPr>
+              <w:t xml:space="preserve">Vocabulary Preview — </w:t>
+            </w:r>
+            <w:r>
+              <w:rPr>
+                <w:rFonts w:ascii="Arial" w:cs="Arial" w:eastAsia="Arial" w:hAnsi="Arial"/>
+                <w:b w:val="false"/>
+                <w:bCs w:val="false"/>
+                <w:i w:val="false"/>
+                <w:iCs w:val="false"/>
+                <w:color w:val="000000"/>
+                <w:sz w:val="20"/>
+                <w:szCs w:val="20"/>
+              </w:rPr>
+              <w:t xml:space="preserve">terms we'll use today:</w:t>
+            </w:r>
+            <w:r>
+              <w:rPr>
+                <w:rFonts w:ascii="Arial" w:cs="Arial" w:eastAsia="Arial" w:hAnsi="Arial"/>
+                <w:sz w:val="20"/>
+                <w:szCs w:val="20"/>
+              </w:rPr>
+              <w:br/>
+              <w:t xml:space="preserve"/>
+            </w:r>
+            <w:r>
+              <w:rPr>
+                <w:rFonts w:ascii="Arial" w:cs="Arial" w:eastAsia="Arial" w:hAnsi="Arial"/>
+                <w:b w:val="false"/>
+                <w:bCs w:val="false"/>
+                <w:i w:val="false"/>
+                <w:iCs w:val="false"/>
+                <w:color w:val="000000"/>
+                <w:sz w:val="20"/>
+                <w:szCs w:val="20"/>
+              </w:rPr>
+              <w:t xml:space="preserve">    • Data Organization   •   Efficient Lookup   •   Default Handling   •   Data Transformation   •   Database-Like Operations</w:t>
+            </w:r>
+            <w:r>
+              <w:rPr>
+                <w:rFonts w:ascii="Arial" w:cs="Arial" w:eastAsia="Arial" w:hAnsi="Arial"/>
+                <w:sz w:val="20"/>
+                <w:szCs w:val="20"/>
+              </w:rPr>
+              <w:br/>
+              <w:t xml:space="preserve"/>
+            </w:r>
+            <w:r>
+              <w:rPr>
+                <w:rFonts w:ascii="Arial" w:cs="Arial" w:eastAsia="Arial" w:hAnsi="Arial"/>
+                <w:sz w:val="20"/>
+                <w:szCs w:val="20"/>
+              </w:rPr>
+              <w:br/>
+              <w:t xml:space="preserve"/>
+            </w:r>
+            <w:r>
+              <w:rPr>
+                <w:rFonts w:ascii="Arial" w:cs="Arial" w:eastAsia="Arial" w:hAnsi="Arial"/>
+                <w:b w:val="false"/>
+                <w:bCs w:val="false"/>
+                <w:i/>
+                <w:iCs/>
+                <w:color w:val="444444"/>
+                <w:sz w:val="20"/>
+                <w:szCs w:val="20"/>
+              </w:rPr>
+              <w:t xml:space="preserve">Today's Goal: By the end of class you will be able to apply dictionaries to solve real-world data management and lookup problems.</w:t>
+            </w:r>
+            <w:r>
+              <w:rPr>
+                <w:rFonts w:ascii="Arial" w:cs="Arial" w:eastAsia="Arial" w:hAnsi="Arial"/>
+                <w:sz w:val="20"/>
+                <w:szCs w:val="20"/>
+              </w:rPr>
+              <w:br/>
+              <w:t xml:space="preserve"/>
+            </w:r>
+            <w:r>
+              <w:rPr>
+                <w:rFonts w:ascii="Arial" w:cs="Arial" w:eastAsia="Arial" w:hAnsi="Arial"/>
+                <w:b w:val="false"/>
+                <w:bCs w:val="false"/>
+                <w:i/>
+                <w:iCs/>
+                <w:color w:val="555555"/>
+                <w:sz w:val="20"/>
+                <w:szCs w:val="20"/>
+              </w:rPr>
+              <w:t xml:space="preserve">→ Pair-share your response, then 2–3 students share with the class.</w:t>
             </w:r>
           </w:p>
         </w:tc>
@@ -319,9 +515,9 @@
               <w:right w:val="single" w:color="CCCCCC" w:sz="1"/>
             </w:tcBorders>
             <w:tcMar>
-              <w:top w:type="dxa" w:w="60"/>
+              <w:top w:type="dxa" w:w="80"/>
               <w:left w:type="dxa" w:w="120"/>
-              <w:bottom w:type="dxa" w:w="60"/>
+              <w:bottom w:type="dxa" w:w="80"/>
               <w:right w:type="dxa" w:w="120"/>
             </w:tcMar>
           </w:tcPr>
@@ -348,20 +544,261 @@
               <w:right w:val="single" w:color="CCCCCC" w:sz="1"/>
             </w:tcBorders>
             <w:tcMar>
-              <w:top w:type="dxa" w:w="60"/>
+              <w:top w:type="dxa" w:w="80"/>
               <w:left w:type="dxa" w:w="120"/>
-              <w:bottom w:type="dxa" w:w="60"/>
+              <w:bottom w:type="dxa" w:w="80"/>
               <w:right w:type="dxa" w:w="120"/>
             </w:tcMar>
           </w:tcPr>
           <w:p>
-            <w:r>
-              <w:rPr>
-                <w:rFonts w:ascii="Arial" w:cs="Arial" w:eastAsia="Arial" w:hAnsi="Arial"/>
-                <w:sz w:val="20"/>
-                <w:szCs w:val="20"/>
-              </w:rPr>
-              <w:t xml:space="preserve">Mini Lesson: Dictionary Lab — Real-World Applications</w:t>
+            <w:pPr>
+              <w:spacing w:after="80" w:before="80"/>
+            </w:pPr>
+            <w:r>
+              <w:rPr>
+                <w:rFonts w:ascii="Arial" w:cs="Arial" w:eastAsia="Arial" w:hAnsi="Arial"/>
+                <w:b/>
+                <w:bCs/>
+                <w:i w:val="false"/>
+                <w:iCs w:val="false"/>
+                <w:color w:val="000000"/>
+                <w:sz w:val="22"/>
+                <w:szCs w:val="22"/>
+              </w:rPr>
+              <w:t xml:space="preserve">Mini Lesson: </w:t>
+            </w:r>
+            <w:r>
+              <w:rPr>
+                <w:rFonts w:ascii="Arial" w:cs="Arial" w:eastAsia="Arial" w:hAnsi="Arial"/>
+                <w:b w:val="false"/>
+                <w:bCs w:val="false"/>
+                <w:i w:val="false"/>
+                <w:iCs w:val="false"/>
+                <w:color w:val="000000"/>
+                <w:sz w:val="22"/>
+                <w:szCs w:val="22"/>
+              </w:rPr>
+              <w:t xml:space="preserve">Dictionary Lab — Real-World Applications</w:t>
+            </w:r>
+            <w:r>
+              <w:rPr>
+                <w:rFonts w:ascii="Arial" w:cs="Arial" w:eastAsia="Arial" w:hAnsi="Arial"/>
+                <w:sz w:val="20"/>
+                <w:szCs w:val="20"/>
+              </w:rPr>
+              <w:br/>
+              <w:t xml:space="preserve"/>
+            </w:r>
+            <w:r>
+              <w:rPr>
+                <w:rFonts w:ascii="Arial" w:cs="Arial" w:eastAsia="Arial" w:hAnsi="Arial"/>
+                <w:sz w:val="20"/>
+                <w:szCs w:val="20"/>
+              </w:rPr>
+              <w:br/>
+              <w:t xml:space="preserve"/>
+            </w:r>
+            <w:r>
+              <w:rPr>
+                <w:rFonts w:ascii="Arial" w:cs="Arial" w:eastAsia="Arial" w:hAnsi="Arial"/>
+                <w:b/>
+                <w:bCs/>
+                <w:i/>
+                <w:iCs/>
+                <w:color w:val="000000"/>
+                <w:sz w:val="20"/>
+                <w:szCs w:val="20"/>
+              </w:rPr>
+              <w:t xml:space="preserve">Learning Target: </w:t>
+            </w:r>
+            <w:r>
+              <w:rPr>
+                <w:rFonts w:ascii="Arial" w:cs="Arial" w:eastAsia="Arial" w:hAnsi="Arial"/>
+                <w:b w:val="false"/>
+                <w:bCs w:val="false"/>
+                <w:i/>
+                <w:iCs/>
+                <w:color w:val="333333"/>
+                <w:sz w:val="20"/>
+                <w:szCs w:val="20"/>
+              </w:rPr>
+              <w:t xml:space="preserve">I can apply dictionaries to solve real-world data management and lookup problems.</w:t>
+            </w:r>
+            <w:r>
+              <w:rPr>
+                <w:rFonts w:ascii="Arial" w:cs="Arial" w:eastAsia="Arial" w:hAnsi="Arial"/>
+                <w:sz w:val="20"/>
+                <w:szCs w:val="20"/>
+              </w:rPr>
+              <w:br/>
+              <w:t xml:space="preserve"/>
+            </w:r>
+            <w:r>
+              <w:rPr>
+                <w:rFonts w:ascii="Arial" w:cs="Arial" w:eastAsia="Arial" w:hAnsi="Arial"/>
+                <w:sz w:val="20"/>
+                <w:szCs w:val="20"/>
+              </w:rPr>
+              <w:br/>
+              <w:t xml:space="preserve"/>
+            </w:r>
+            <w:r>
+              <w:rPr>
+                <w:rFonts w:ascii="Arial" w:cs="Arial" w:eastAsia="Arial" w:hAnsi="Arial"/>
+                <w:b w:val="false"/>
+                <w:bCs w:val="false"/>
+                <w:i w:val="false"/>
+                <w:iCs w:val="false"/>
+                <w:color w:val="000000"/>
+                <w:sz w:val="20"/>
+                <w:szCs w:val="20"/>
+              </w:rPr>
+              <w:t xml:space="preserve">Data Organization: Using dictionaries to structure data logically, matching real-world concepts of key-value relationships.</w:t>
+            </w:r>
+            <w:r>
+              <w:rPr>
+                <w:rFonts w:ascii="Arial" w:cs="Arial" w:eastAsia="Arial" w:hAnsi="Arial"/>
+                <w:sz w:val="20"/>
+                <w:szCs w:val="20"/>
+              </w:rPr>
+              <w:br/>
+              <w:t xml:space="preserve"/>
+            </w:r>
+            <w:r>
+              <w:rPr>
+                <w:rFonts w:ascii="Arial" w:cs="Arial" w:eastAsia="Arial" w:hAnsi="Arial"/>
+                <w:b w:val="false"/>
+                <w:bCs w:val="false"/>
+                <w:i w:val="false"/>
+                <w:iCs w:val="false"/>
+                <w:color w:val="000000"/>
+                <w:sz w:val="20"/>
+                <w:szCs w:val="20"/>
+              </w:rPr>
+              <w:t xml:space="preserve">Efficient Lookup: Dictionary lookups are O(1) on average, making them far more efficient than searching through lists for large datasets.</w:t>
+            </w:r>
+            <w:r>
+              <w:rPr>
+                <w:rFonts w:ascii="Arial" w:cs="Arial" w:eastAsia="Arial" w:hAnsi="Arial"/>
+                <w:sz w:val="20"/>
+                <w:szCs w:val="20"/>
+              </w:rPr>
+              <w:br/>
+              <w:t xml:space="preserve"/>
+            </w:r>
+            <w:r>
+              <w:rPr>
+                <w:rFonts w:ascii="Arial" w:cs="Arial" w:eastAsia="Arial" w:hAnsi="Arial"/>
+                <w:sz w:val="20"/>
+                <w:szCs w:val="20"/>
+              </w:rPr>
+              <w:br/>
+              <w:t xml:space="preserve"/>
+            </w:r>
+            <w:r>
+              <w:rPr>
+                <w:rFonts w:ascii="Arial" w:cs="Arial" w:eastAsia="Arial" w:hAnsi="Arial"/>
+                <w:b/>
+                <w:bCs/>
+                <w:i w:val="false"/>
+                <w:iCs w:val="false"/>
+                <w:color w:val="000000"/>
+                <w:sz w:val="20"/>
+                <w:szCs w:val="20"/>
+              </w:rPr>
+              <w:t xml:space="preserve">Vocabulary: </w:t>
+            </w:r>
+            <w:r>
+              <w:rPr>
+                <w:rFonts w:ascii="Arial" w:cs="Arial" w:eastAsia="Arial" w:hAnsi="Arial"/>
+                <w:b w:val="false"/>
+                <w:bCs w:val="false"/>
+                <w:i w:val="false"/>
+                <w:iCs w:val="false"/>
+                <w:color w:val="000000"/>
+                <w:sz w:val="20"/>
+                <w:szCs w:val="20"/>
+              </w:rPr>
+              <w:t xml:space="preserve">Data Organization, Efficient Lookup, Default Handling, Data Transformation, Database-Like Operations</w:t>
+            </w:r>
+            <w:r>
+              <w:rPr>
+                <w:rFonts w:ascii="Arial" w:cs="Arial" w:eastAsia="Arial" w:hAnsi="Arial"/>
+                <w:sz w:val="20"/>
+                <w:szCs w:val="20"/>
+              </w:rPr>
+              <w:br/>
+              <w:t xml:space="preserve"/>
+            </w:r>
+            <w:r>
+              <w:rPr>
+                <w:rFonts w:ascii="Arial" w:cs="Arial" w:eastAsia="Arial" w:hAnsi="Arial"/>
+                <w:sz w:val="20"/>
+                <w:szCs w:val="20"/>
+              </w:rPr>
+              <w:br/>
+              <w:t xml:space="preserve"/>
+            </w:r>
+            <w:r>
+              <w:rPr>
+                <w:rFonts w:ascii="Arial" w:cs="Arial" w:eastAsia="Arial" w:hAnsi="Arial"/>
+                <w:b/>
+                <w:bCs/>
+                <w:i/>
+                <w:iCs/>
+                <w:color w:val="555555"/>
+                <w:sz w:val="20"/>
+                <w:szCs w:val="20"/>
+              </w:rPr>
+              <w:t xml:space="preserve">→ Live Demo — </w:t>
+            </w:r>
+            <w:r>
+              <w:rPr>
+                <w:rFonts w:ascii="Arial" w:cs="Arial" w:eastAsia="Arial" w:hAnsi="Arial"/>
+                <w:b w:val="false"/>
+                <w:bCs w:val="false"/>
+                <w:i/>
+                <w:iCs/>
+                <w:color w:val="555555"/>
+                <w:sz w:val="20"/>
+                <w:szCs w:val="20"/>
+              </w:rPr>
+              <w:t xml:space="preserve">type examples as students follow along in their own editor.</w:t>
+            </w:r>
+            <w:r>
+              <w:rPr>
+                <w:rFonts w:ascii="Arial" w:cs="Arial" w:eastAsia="Arial" w:hAnsi="Arial"/>
+                <w:sz w:val="20"/>
+                <w:szCs w:val="20"/>
+              </w:rPr>
+              <w:br/>
+              <w:t xml:space="preserve"/>
+            </w:r>
+            <w:r>
+              <w:rPr>
+                <w:rFonts w:ascii="Arial" w:cs="Arial" w:eastAsia="Arial" w:hAnsi="Arial"/>
+                <w:b/>
+                <w:bCs/>
+                <w:i/>
+                <w:iCs/>
+                <w:color w:val="555555"/>
+                <w:sz w:val="20"/>
+                <w:szCs w:val="20"/>
+              </w:rPr>
+              <w:t xml:space="preserve">→ Check for Understanding: </w:t>
+            </w:r>
+            <w:r>
+              <w:rPr>
+                <w:rFonts w:ascii="Arial" w:cs="Arial" w:eastAsia="Arial" w:hAnsi="Arial"/>
+                <w:b w:val="false"/>
+                <w:bCs w:val="false"/>
+                <w:i/>
+                <w:iCs/>
+                <w:color w:val="555555"/>
+                <w:sz w:val="20"/>
+                <w:szCs w:val="20"/>
+              </w:rPr>
+              <w:t xml:space="preserve">pause and cold-call: “Can someone explain what we just did in their own words?”</w:t>
             </w:r>
           </w:p>
         </w:tc>
@@ -377,9 +814,9 @@
               <w:right w:val="single" w:color="CCCCCC" w:sz="1"/>
             </w:tcBorders>
             <w:tcMar>
-              <w:top w:type="dxa" w:w="60"/>
+              <w:top w:type="dxa" w:w="80"/>
               <w:left w:type="dxa" w:w="120"/>
-              <w:bottom w:type="dxa" w:w="60"/>
+              <w:bottom w:type="dxa" w:w="80"/>
               <w:right w:type="dxa" w:w="120"/>
             </w:tcMar>
           </w:tcPr>
@@ -406,20 +843,90 @@
               <w:right w:val="single" w:color="CCCCCC" w:sz="1"/>
             </w:tcBorders>
             <w:tcMar>
-              <w:top w:type="dxa" w:w="60"/>
+              <w:top w:type="dxa" w:w="80"/>
               <w:left w:type="dxa" w:w="120"/>
-              <w:bottom w:type="dxa" w:w="60"/>
+              <w:bottom w:type="dxa" w:w="80"/>
               <w:right w:type="dxa" w:w="120"/>
             </w:tcMar>
           </w:tcPr>
           <w:p>
-            <w:r>
-              <w:rPr>
-                <w:rFonts w:ascii="Arial" w:cs="Arial" w:eastAsia="Arial" w:hAnsi="Arial"/>
-                <w:sz w:val="20"/>
-                <w:szCs w:val="20"/>
+            <w:pPr>
+              <w:spacing w:after="80" w:before="80"/>
+            </w:pPr>
+            <w:r>
+              <w:rPr>
+                <w:rFonts w:ascii="Arial" w:cs="Arial" w:eastAsia="Arial" w:hAnsi="Arial"/>
+                <w:b/>
+                <w:bCs/>
+                <w:i w:val="false"/>
+                <w:iCs w:val="false"/>
+                <w:color w:val="000000"/>
+                <w:sz w:val="22"/>
+                <w:szCs w:val="22"/>
               </w:rPr>
               <w:t xml:space="preserve">Guided Practice</w:t>
+            </w:r>
+            <w:r>
+              <w:rPr>
+                <w:rFonts w:ascii="Arial" w:cs="Arial" w:eastAsia="Arial" w:hAnsi="Arial"/>
+                <w:sz w:val="20"/>
+                <w:szCs w:val="20"/>
+              </w:rPr>
+              <w:br/>
+              <w:t xml:space="preserve"/>
+            </w:r>
+            <w:r>
+              <w:rPr>
+                <w:rFonts w:ascii="Arial" w:cs="Arial" w:eastAsia="Arial" w:hAnsi="Arial"/>
+                <w:sz w:val="20"/>
+                <w:szCs w:val="20"/>
+              </w:rPr>
+              <w:br/>
+              <w:t xml:space="preserve"/>
+            </w:r>
+            <w:r>
+              <w:rPr>
+                <w:rFonts w:ascii="Arial" w:cs="Arial" w:eastAsia="Arial" w:hAnsi="Arial"/>
+                <w:b w:val="false"/>
+                <w:bCs w:val="false"/>
+                <w:i w:val="false"/>
+                <w:iCs w:val="false"/>
+                <w:color w:val="000000"/>
+                <w:sz w:val="20"/>
+                <w:szCs w:val="20"/>
+              </w:rPr>
+              <w:t xml:space="preserve">Activity: Building a Student Grade Manager (50 minutes)</w:t>
+            </w:r>
+            <w:r>
+              <w:rPr>
+                <w:rFonts w:ascii="Arial" w:cs="Arial" w:eastAsia="Arial" w:hAnsi="Arial"/>
+                <w:sz w:val="20"/>
+                <w:szCs w:val="20"/>
+              </w:rPr>
+              <w:br/>
+              <w:t xml:space="preserve"/>
+            </w:r>
+            <w:r>
+              <w:rPr>
+                <w:rFonts w:ascii="Arial" w:cs="Arial" w:eastAsia="Arial" w:hAnsi="Arial"/>
+                <w:sz w:val="20"/>
+                <w:szCs w:val="20"/>
+              </w:rPr>
+              <w:br/>
+              <w:t xml:space="preserve"/>
+            </w:r>
+            <w:r>
+              <w:rPr>
+                <w:rFonts w:ascii="Arial" w:cs="Arial" w:eastAsia="Arial" w:hAnsi="Arial"/>
+                <w:b w:val="false"/>
+                <w:bCs w:val="false"/>
+                <w:i/>
+                <w:iCs/>
+                <w:color w:val="555555"/>
+                <w:sz w:val="20"/>
+                <w:szCs w:val="20"/>
+              </w:rPr>
+              <w:t xml:space="preserve">→ Teacher models — students try alongside, then compare results.</w:t>
             </w:r>
           </w:p>
         </w:tc>
@@ -435,9 +942,9 @@
               <w:right w:val="single" w:color="CCCCCC" w:sz="1"/>
             </w:tcBorders>
             <w:tcMar>
-              <w:top w:type="dxa" w:w="60"/>
+              <w:top w:type="dxa" w:w="80"/>
               <w:left w:type="dxa" w:w="120"/>
-              <w:bottom w:type="dxa" w:w="60"/>
+              <w:bottom w:type="dxa" w:w="80"/>
               <w:right w:type="dxa" w:w="120"/>
             </w:tcMar>
           </w:tcPr>
@@ -450,7 +957,7 @@
                 <w:sz w:val="20"/>
                 <w:szCs w:val="20"/>
               </w:rPr>
-              <w:t xml:space="preserve">15-20 min</w:t>
+              <w:t xml:space="preserve">15–20 min</w:t>
             </w:r>
           </w:p>
         </w:tc>
@@ -464,20 +971,164 @@
               <w:right w:val="single" w:color="CCCCCC" w:sz="1"/>
             </w:tcBorders>
             <w:tcMar>
-              <w:top w:type="dxa" w:w="60"/>
+              <w:top w:type="dxa" w:w="80"/>
               <w:left w:type="dxa" w:w="120"/>
-              <w:bottom w:type="dxa" w:w="60"/>
+              <w:bottom w:type="dxa" w:w="80"/>
               <w:right w:type="dxa" w:w="120"/>
             </w:tcMar>
           </w:tcPr>
           <w:p>
-            <w:r>
-              <w:rPr>
-                <w:rFonts w:ascii="Arial" w:cs="Arial" w:eastAsia="Arial" w:hAnsi="Arial"/>
-                <w:sz w:val="20"/>
-                <w:szCs w:val="20"/>
+            <w:pPr>
+              <w:spacing w:after="80" w:before="80"/>
+            </w:pPr>
+            <w:r>
+              <w:rPr>
+                <w:rFonts w:ascii="Arial" w:cs="Arial" w:eastAsia="Arial" w:hAnsi="Arial"/>
+                <w:b/>
+                <w:bCs/>
+                <w:i w:val="false"/>
+                <w:iCs w:val="false"/>
+                <w:color w:val="000000"/>
+                <w:sz w:val="22"/>
+                <w:szCs w:val="22"/>
               </w:rPr>
               <w:t xml:space="preserve">Independent Practice / Code Along</w:t>
+            </w:r>
+            <w:r>
+              <w:rPr>
+                <w:rFonts w:ascii="Arial" w:cs="Arial" w:eastAsia="Arial" w:hAnsi="Arial"/>
+                <w:sz w:val="20"/>
+                <w:szCs w:val="20"/>
+              </w:rPr>
+              <w:br/>
+              <w:t xml:space="preserve"/>
+            </w:r>
+            <w:r>
+              <w:rPr>
+                <w:rFonts w:ascii="Arial" w:cs="Arial" w:eastAsia="Arial" w:hAnsi="Arial"/>
+                <w:b/>
+                <w:bCs/>
+                <w:i w:val="false"/>
+                <w:iCs w:val="false"/>
+                <w:color w:val="000000"/>
+                <w:sz w:val="20"/>
+                <w:szCs w:val="20"/>
+              </w:rPr>
+              <w:t xml:space="preserve">    Beginner: </w:t>
+            </w:r>
+            <w:r>
+              <w:rPr>
+                <w:rFonts w:ascii="Arial" w:cs="Arial" w:eastAsia="Arial" w:hAnsi="Arial"/>
+                <w:b w:val="false"/>
+                <w:bCs w:val="false"/>
+                <w:i w:val="false"/>
+                <w:iCs w:val="false"/>
+                <w:color w:val="000000"/>
+                <w:sz w:val="20"/>
+                <w:szCs w:val="20"/>
+              </w:rPr>
+              <w:t xml:space="preserve">Contact Management</w:t>
+            </w:r>
+            <w:r>
+              <w:rPr>
+                <w:rFonts w:ascii="Arial" w:cs="Arial" w:eastAsia="Arial" w:hAnsi="Arial"/>
+                <w:sz w:val="20"/>
+                <w:szCs w:val="20"/>
+              </w:rPr>
+              <w:br/>
+              <w:t xml:space="preserve"/>
+            </w:r>
+            <w:r>
+              <w:rPr>
+                <w:rFonts w:ascii="Arial" w:cs="Arial" w:eastAsia="Arial" w:hAnsi="Arial"/>
+                <w:b/>
+                <w:bCs/>
+                <w:i w:val="false"/>
+                <w:iCs w:val="false"/>
+                <w:color w:val="000000"/>
+                <w:sz w:val="20"/>
+                <w:szCs w:val="20"/>
+              </w:rPr>
+              <w:t xml:space="preserve">    Intermediate: </w:t>
+            </w:r>
+            <w:r>
+              <w:rPr>
+                <w:rFonts w:ascii="Arial" w:cs="Arial" w:eastAsia="Arial" w:hAnsi="Arial"/>
+                <w:b w:val="false"/>
+                <w:bCs w:val="false"/>
+                <w:i w:val="false"/>
+                <w:iCs w:val="false"/>
+                <w:color w:val="000000"/>
+                <w:sz w:val="20"/>
+                <w:szCs w:val="20"/>
+              </w:rPr>
+              <w:t xml:space="preserve">Sales Analysis</w:t>
+            </w:r>
+            <w:r>
+              <w:rPr>
+                <w:rFonts w:ascii="Arial" w:cs="Arial" w:eastAsia="Arial" w:hAnsi="Arial"/>
+                <w:sz w:val="20"/>
+                <w:szCs w:val="20"/>
+              </w:rPr>
+              <w:br/>
+              <w:t xml:space="preserve"/>
+            </w:r>
+            <w:r>
+              <w:rPr>
+                <w:rFonts w:ascii="Arial" w:cs="Arial" w:eastAsia="Arial" w:hAnsi="Arial"/>
+                <w:b/>
+                <w:bCs/>
+                <w:i w:val="false"/>
+                <w:iCs w:val="false"/>
+                <w:color w:val="000000"/>
+                <w:sz w:val="20"/>
+                <w:szCs w:val="20"/>
+              </w:rPr>
+              <w:t xml:space="preserve">    Challenge: </w:t>
+            </w:r>
+            <w:r>
+              <w:rPr>
+                <w:rFonts w:ascii="Arial" w:cs="Arial" w:eastAsia="Arial" w:hAnsi="Arial"/>
+                <w:b w:val="false"/>
+                <w:bCs w:val="false"/>
+                <w:i w:val="false"/>
+                <w:iCs w:val="false"/>
+                <w:color w:val="000000"/>
+                <w:sz w:val="20"/>
+                <w:szCs w:val="20"/>
+              </w:rPr>
+              <w:t xml:space="preserve">Course Management</w:t>
+            </w:r>
+            <w:r>
+              <w:rPr>
+                <w:rFonts w:ascii="Arial" w:cs="Arial" w:eastAsia="Arial" w:hAnsi="Arial"/>
+                <w:sz w:val="20"/>
+                <w:szCs w:val="20"/>
+              </w:rPr>
+              <w:br/>
+              <w:t xml:space="preserve"/>
+            </w:r>
+            <w:r>
+              <w:rPr>
+                <w:rFonts w:ascii="Arial" w:cs="Arial" w:eastAsia="Arial" w:hAnsi="Arial"/>
+                <w:sz w:val="20"/>
+                <w:szCs w:val="20"/>
+              </w:rPr>
+              <w:br/>
+              <w:t xml:space="preserve"/>
+            </w:r>
+            <w:r>
+              <w:rPr>
+                <w:rFonts w:ascii="Arial" w:cs="Arial" w:eastAsia="Arial" w:hAnsi="Arial"/>
+                <w:b w:val="false"/>
+                <w:bCs w:val="false"/>
+                <w:i/>
+                <w:iCs/>
+                <w:color w:val="555555"/>
+                <w:sz w:val="20"/>
+                <w:szCs w:val="20"/>
+              </w:rPr>
+              <w:t xml:space="preserve">→ Teacher circulates — offer hints, check for understanding.</w:t>
             </w:r>
           </w:p>
         </w:tc>
@@ -493,9 +1144,9 @@
               <w:right w:val="single" w:color="CCCCCC" w:sz="1"/>
             </w:tcBorders>
             <w:tcMar>
-              <w:top w:type="dxa" w:w="60"/>
+              <w:top w:type="dxa" w:w="80"/>
               <w:left w:type="dxa" w:w="120"/>
-              <w:bottom w:type="dxa" w:w="60"/>
+              <w:bottom w:type="dxa" w:w="80"/>
               <w:right w:type="dxa" w:w="120"/>
             </w:tcMar>
           </w:tcPr>
@@ -522,20 +1173,90 @@
               <w:right w:val="single" w:color="CCCCCC" w:sz="1"/>
             </w:tcBorders>
             <w:tcMar>
-              <w:top w:type="dxa" w:w="60"/>
+              <w:top w:type="dxa" w:w="80"/>
               <w:left w:type="dxa" w:w="120"/>
-              <w:bottom w:type="dxa" w:w="60"/>
+              <w:bottom w:type="dxa" w:w="80"/>
               <w:right w:type="dxa" w:w="120"/>
             </w:tcMar>
           </w:tcPr>
           <w:p>
-            <w:r>
-              <w:rPr>
-                <w:rFonts w:ascii="Arial" w:cs="Arial" w:eastAsia="Arial" w:hAnsi="Arial"/>
-                <w:sz w:val="20"/>
-                <w:szCs w:val="20"/>
+            <w:pPr>
+              <w:spacing w:after="80" w:before="80"/>
+            </w:pPr>
+            <w:r>
+              <w:rPr>
+                <w:rFonts w:ascii="Arial" w:cs="Arial" w:eastAsia="Arial" w:hAnsi="Arial"/>
+                <w:b/>
+                <w:bCs/>
+                <w:i w:val="false"/>
+                <w:iCs w:val="false"/>
+                <w:color w:val="000000"/>
+                <w:sz w:val="22"/>
+                <w:szCs w:val="22"/>
               </w:rPr>
               <w:t xml:space="preserve">Exit Ticket / Wrap-Up</w:t>
+            </w:r>
+            <w:r>
+              <w:rPr>
+                <w:rFonts w:ascii="Arial" w:cs="Arial" w:eastAsia="Arial" w:hAnsi="Arial"/>
+                <w:sz w:val="20"/>
+                <w:szCs w:val="20"/>
+              </w:rPr>
+              <w:br/>
+              <w:t xml:space="preserve"/>
+            </w:r>
+            <w:r>
+              <w:rPr>
+                <w:rFonts w:ascii="Arial" w:cs="Arial" w:eastAsia="Arial" w:hAnsi="Arial"/>
+                <w:sz w:val="20"/>
+                <w:szCs w:val="20"/>
+              </w:rPr>
+              <w:br/>
+              <w:t xml:space="preserve"/>
+            </w:r>
+            <w:r>
+              <w:rPr>
+                <w:rFonts w:ascii="Arial" w:cs="Arial" w:eastAsia="Arial" w:hAnsi="Arial"/>
+                <w:b w:val="false"/>
+                <w:bCs w:val="false"/>
+                <w:i w:val="false"/>
+                <w:iCs w:val="false"/>
+                <w:color w:val="000000"/>
+                <w:sz w:val="20"/>
+                <w:szCs w:val="20"/>
+              </w:rPr>
+              <w:t xml:space="preserve">Quick Check: Apply dictionaries to solve real-world data management and lookup problems?</w:t>
+            </w:r>
+            <w:r>
+              <w:rPr>
+                <w:rFonts w:ascii="Arial" w:cs="Arial" w:eastAsia="Arial" w:hAnsi="Arial"/>
+                <w:sz w:val="20"/>
+                <w:szCs w:val="20"/>
+              </w:rPr>
+              <w:br/>
+              <w:t xml:space="preserve"/>
+            </w:r>
+            <w:r>
+              <w:rPr>
+                <w:rFonts w:ascii="Arial" w:cs="Arial" w:eastAsia="Arial" w:hAnsi="Arial"/>
+                <w:sz w:val="20"/>
+                <w:szCs w:val="20"/>
+              </w:rPr>
+              <w:br/>
+              <w:t xml:space="preserve"/>
+            </w:r>
+            <w:r>
+              <w:rPr>
+                <w:rFonts w:ascii="Arial" w:cs="Arial" w:eastAsia="Arial" w:hAnsi="Arial"/>
+                <w:b w:val="false"/>
+                <w:bCs w:val="false"/>
+                <w:i/>
+                <w:iCs/>
+                <w:color w:val="555555"/>
+                <w:sz w:val="20"/>
+                <w:szCs w:val="20"/>
+              </w:rPr>
+              <w:t xml:space="preserve">→ 3–2–1: Name 3 things learned, 2 new vocab words, 1 question you still have.</w:t>
             </w:r>
           </w:p>
         </w:tc>
@@ -697,19 +1418,6 @@
                 <w:sz w:val="18"/>
                 <w:szCs w:val="18"/>
               </w:rPr>
-              <w:t xml:space="preserve"># Example 1: Simple Contact Management</w:t>
-            </w:r>
-          </w:p>
-          <w:p>
-            <w:pPr>
-              <w:spacing w:after="20"/>
-            </w:pPr>
-            <w:r>
-              <w:rPr>
-                <w:rFonts w:ascii="Courier New" w:cs="Courier New" w:eastAsia="Courier New" w:hAnsi="Courier New"/>
-                <w:sz w:val="18"/>
-                <w:szCs w:val="18"/>
-              </w:rPr>
               <w:t xml:space="preserve">contacts = {}</w:t>
             </w:r>
           </w:p>
@@ -905,7 +1613,7 @@
                 <w:sz w:val="18"/>
                 <w:szCs w:val="18"/>
               </w:rPr>
-              <w:t xml:space="preserve"># Usage</w:t>
+              <w:t xml:space="preserve"> </w:t>
             </w:r>
           </w:p>
           <w:p>
@@ -957,7 +1665,7 @@
                 <w:sz w:val="18"/>
                 <w:szCs w:val="18"/>
               </w:rPr>
-              <w:t xml:space="preserve"># Example 2: Student Grade Analysis</w:t>
+              <w:t xml:space="preserve"> </w:t>
             </w:r>
           </w:p>
           <w:p>
@@ -1048,7 +1756,7 @@
                 <w:sz w:val="18"/>
                 <w:szCs w:val="18"/>
               </w:rPr>
-              <w:t xml:space="preserve"># Calculate averages</w:t>
+              <w:t xml:space="preserve"> </w:t>
             </w:r>
           </w:p>
           <w:p>
@@ -1113,7 +1821,7 @@
                 <w:sz w:val="18"/>
                 <w:szCs w:val="18"/>
               </w:rPr>
-              <w:t xml:space="preserve"># Example 3: Inventory System</w:t>
+              <w:t xml:space="preserve"> </w:t>
             </w:r>
           </w:p>
           <w:p>
@@ -1204,7 +1912,7 @@
                 <w:sz w:val="18"/>
                 <w:szCs w:val="18"/>
               </w:rPr>
-              <w:t xml:space="preserve"># Total value</w:t>
+              <w:t xml:space="preserve"> </w:t>
             </w:r>
           </w:p>
           <w:p>
@@ -1256,7 +1964,7 @@
                 <w:sz w:val="18"/>
                 <w:szCs w:val="18"/>
               </w:rPr>
-              <w:t xml:space="preserve"># Example 4: Word Frequency</w:t>
+              <w:t xml:space="preserve"> </w:t>
             </w:r>
           </w:p>
           <w:p>
@@ -1386,7 +2094,7 @@
                 <w:sz w:val="18"/>
                 <w:szCs w:val="18"/>
               </w:rPr>
-              <w:t xml:space="preserve"># Example 5: Student Records</w:t>
+              <w:t xml:space="preserve"> </w:t>
             </w:r>
           </w:p>
           <w:p>
@@ -1477,7 +2185,7 @@
                 <w:sz w:val="18"/>
                 <w:szCs w:val="18"/>
               </w:rPr>
-              <w:t xml:space="preserve"># Find high GPA students</w:t>
+              <w:t xml:space="preserve"> </w:t>
             </w:r>
           </w:p>
           <w:p>
@@ -1568,7 +2276,7 @@
                 <w:sz w:val="18"/>
                 <w:szCs w:val="18"/>
               </w:rPr>
-              <w:t xml:space="preserve"># Example 6: Product Lookup</w:t>
+              <w:t xml:space="preserve"> </w:t>
             </w:r>
           </w:p>
           <w:p>
@@ -1659,7 +2367,7 @@
                 <w:sz w:val="18"/>
                 <w:szCs w:val="18"/>
               </w:rPr>
-              <w:t xml:space="preserve"># Create lookup by name</w:t>
+              <w:t xml:space="preserve"> </w:t>
             </w:r>
           </w:p>
           <w:p>
@@ -1711,7 +2419,7 @@
                 <w:sz w:val="18"/>
                 <w:szCs w:val="18"/>
               </w:rPr>
-              <w:t xml:space="preserve"># Example 7: Configuration System</w:t>
+              <w:t xml:space="preserve"> </w:t>
             </w:r>
           </w:p>
           <w:p>
@@ -1893,7 +2601,7 @@
                 <w:sz w:val="18"/>
                 <w:szCs w:val="18"/>
               </w:rPr>
-              <w:t xml:space="preserve"># Example 8: Data Aggregation</w:t>
+              <w:t xml:space="preserve"> </w:t>
             </w:r>
           </w:p>
           <w:p>
@@ -2158,71 +2866,6 @@
               <w:t xml:space="preserve">phonebook = {}</w:t>
             </w:r>
           </w:p>
-          <w:p>
-            <w:pPr>
-              <w:spacing w:after="20"/>
-            </w:pPr>
-            <w:r>
-              <w:rPr>
-                <w:rFonts w:ascii="Courier New" w:cs="Courier New" w:eastAsia="Courier New" w:hAnsi="Courier New"/>
-                <w:sz w:val="18"/>
-                <w:szCs w:val="18"/>
-              </w:rPr>
-              <w:t xml:space="preserve"> </w:t>
-            </w:r>
-          </w:p>
-          <w:p>
-            <w:pPr>
-              <w:spacing w:after="20"/>
-            </w:pPr>
-            <w:r>
-              <w:rPr>
-                <w:rFonts w:ascii="Courier New" w:cs="Courier New" w:eastAsia="Courier New" w:hAnsi="Courier New"/>
-                <w:sz w:val="18"/>
-                <w:szCs w:val="18"/>
-              </w:rPr>
-              <w:t xml:space="preserve"># TODO: Add contacts: Alice (555-1234), Bob (555-5678)</w:t>
-            </w:r>
-          </w:p>
-          <w:p>
-            <w:pPr>
-              <w:spacing w:after="20"/>
-            </w:pPr>
-            <w:r>
-              <w:rPr>
-                <w:rFonts w:ascii="Courier New" w:cs="Courier New" w:eastAsia="Courier New" w:hAnsi="Courier New"/>
-                <w:sz w:val="18"/>
-                <w:szCs w:val="18"/>
-              </w:rPr>
-              <w:t xml:space="preserve"># TODO: Look up Alice's number</w:t>
-            </w:r>
-          </w:p>
-          <w:p>
-            <w:pPr>
-              <w:spacing w:after="20"/>
-            </w:pPr>
-            <w:r>
-              <w:rPr>
-                <w:rFonts w:ascii="Courier New" w:cs="Courier New" w:eastAsia="Courier New" w:hAnsi="Courier New"/>
-                <w:sz w:val="18"/>
-                <w:szCs w:val="18"/>
-              </w:rPr>
-              <w:t xml:space="preserve"># TODO: Update Alice's number to 555-9999</w:t>
-            </w:r>
-          </w:p>
-          <w:p>
-            <w:pPr>
-              <w:spacing w:after="20"/>
-            </w:pPr>
-            <w:r>
-              <w:rPr>
-                <w:rFonts w:ascii="Courier New" w:cs="Courier New" w:eastAsia="Courier New" w:hAnsi="Courier New"/>
-                <w:sz w:val="18"/>
-                <w:szCs w:val="18"/>
-              </w:rPr>
-              <w:t xml:space="preserve"># TODO: List all contacts</w:t>
-            </w:r>
-          </w:p>
         </w:tc>
       </w:tr>
     </w:tbl>
@@ -2355,58 +2998,6 @@
               <w:t xml:space="preserve">]</w:t>
             </w:r>
           </w:p>
-          <w:p>
-            <w:pPr>
-              <w:spacing w:after="20"/>
-            </w:pPr>
-            <w:r>
-              <w:rPr>
-                <w:rFonts w:ascii="Courier New" w:cs="Courier New" w:eastAsia="Courier New" w:hAnsi="Courier New"/>
-                <w:sz w:val="18"/>
-                <w:szCs w:val="18"/>
-              </w:rPr>
-              <w:t xml:space="preserve"> </w:t>
-            </w:r>
-          </w:p>
-          <w:p>
-            <w:pPr>
-              <w:spacing w:after="20"/>
-            </w:pPr>
-            <w:r>
-              <w:rPr>
-                <w:rFonts w:ascii="Courier New" w:cs="Courier New" w:eastAsia="Courier New" w:hAnsi="Courier New"/>
-                <w:sz w:val="18"/>
-                <w:szCs w:val="18"/>
-              </w:rPr>
-              <w:t xml:space="preserve"># TODO: Create summary dict with qty and revenue per product</w:t>
-            </w:r>
-          </w:p>
-          <w:p>
-            <w:pPr>
-              <w:spacing w:after="20"/>
-            </w:pPr>
-            <w:r>
-              <w:rPr>
-                <w:rFonts w:ascii="Courier New" w:cs="Courier New" w:eastAsia="Courier New" w:hAnsi="Courier New"/>
-                <w:sz w:val="18"/>
-                <w:szCs w:val="18"/>
-              </w:rPr>
-              <w:t xml:space="preserve"># TODO: Find best-selling product</w:t>
-            </w:r>
-          </w:p>
-          <w:p>
-            <w:pPr>
-              <w:spacing w:after="20"/>
-            </w:pPr>
-            <w:r>
-              <w:rPr>
-                <w:rFonts w:ascii="Courier New" w:cs="Courier New" w:eastAsia="Courier New" w:hAnsi="Courier New"/>
-                <w:sz w:val="18"/>
-                <w:szCs w:val="18"/>
-              </w:rPr>
-              <w:t xml:space="preserve"># TODO: Calculate total revenue</w:t>
-            </w:r>
-          </w:p>
         </w:tc>
       </w:tr>
     </w:tbl>
@@ -2591,71 +3182,6 @@
               <w:t xml:space="preserve">}</w:t>
             </w:r>
           </w:p>
-          <w:p>
-            <w:pPr>
-              <w:spacing w:after="20"/>
-            </w:pPr>
-            <w:r>
-              <w:rPr>
-                <w:rFonts w:ascii="Courier New" w:cs="Courier New" w:eastAsia="Courier New" w:hAnsi="Courier New"/>
-                <w:sz w:val="18"/>
-                <w:szCs w:val="18"/>
-              </w:rPr>
-              <w:t xml:space="preserve"> </w:t>
-            </w:r>
-          </w:p>
-          <w:p>
-            <w:pPr>
-              <w:spacing w:after="20"/>
-            </w:pPr>
-            <w:r>
-              <w:rPr>
-                <w:rFonts w:ascii="Courier New" w:cs="Courier New" w:eastAsia="Courier New" w:hAnsi="Courier New"/>
-                <w:sz w:val="18"/>
-                <w:szCs w:val="18"/>
-              </w:rPr>
-              <w:t xml:space="preserve"># TODO: Find courses for a student</w:t>
-            </w:r>
-          </w:p>
-          <w:p>
-            <w:pPr>
-              <w:spacing w:after="20"/>
-            </w:pPr>
-            <w:r>
-              <w:rPr>
-                <w:rFonts w:ascii="Courier New" w:cs="Courier New" w:eastAsia="Courier New" w:hAnsi="Courier New"/>
-                <w:sz w:val="18"/>
-                <w:szCs w:val="18"/>
-              </w:rPr>
-              <w:t xml:space="preserve"># TODO: Find students in a course</w:t>
-            </w:r>
-          </w:p>
-          <w:p>
-            <w:pPr>
-              <w:spacing w:after="20"/>
-            </w:pPr>
-            <w:r>
-              <w:rPr>
-                <w:rFonts w:ascii="Courier New" w:cs="Courier New" w:eastAsia="Courier New" w:hAnsi="Courier New"/>
-                <w:sz w:val="18"/>
-                <w:szCs w:val="18"/>
-              </w:rPr>
-              <w:t xml:space="preserve"># TODO: Find most popular course</w:t>
-            </w:r>
-          </w:p>
-          <w:p>
-            <w:pPr>
-              <w:spacing w:after="20"/>
-            </w:pPr>
-            <w:r>
-              <w:rPr>
-                <w:rFonts w:ascii="Courier New" w:cs="Courier New" w:eastAsia="Courier New" w:hAnsi="Courier New"/>
-                <w:sz w:val="18"/>
-                <w:szCs w:val="18"/>
-              </w:rPr>
-              <w:t xml:space="preserve"># TODO: Build course roster dict</w:t>
-            </w:r>
-          </w:p>
         </w:tc>
       </w:tr>
     </w:tbl>
@@ -2707,19 +3233,6 @@
                 <w:sz w:val="18"/>
                 <w:szCs w:val="18"/>
               </w:rPr>
-              <w:t xml:space="preserve"># Problem 1</w:t>
-            </w:r>
-          </w:p>
-          <w:p>
-            <w:pPr>
-              <w:spacing w:after="20"/>
-            </w:pPr>
-            <w:r>
-              <w:rPr>
-                <w:rFonts w:ascii="Courier New" w:cs="Courier New" w:eastAsia="Courier New" w:hAnsi="Courier New"/>
-                <w:sz w:val="18"/>
-                <w:szCs w:val="18"/>
-              </w:rPr>
               <w:t xml:space="preserve">phonebook = {}</w:t>
             </w:r>
           </w:p>
@@ -2824,7 +3337,7 @@
                 <w:sz w:val="18"/>
                 <w:szCs w:val="18"/>
               </w:rPr>
-              <w:t xml:space="preserve"># Problem 2</w:t>
+              <w:t xml:space="preserve"> </w:t>
             </w:r>
           </w:p>
           <w:p>
@@ -2993,7 +3506,7 @@
                 <w:sz w:val="18"/>
                 <w:szCs w:val="18"/>
               </w:rPr>
-              <w:t xml:space="preserve"># Problem 3</w:t>
+              <w:t xml:space="preserve"> </w:t>
             </w:r>
           </w:p>
           <w:p>
@@ -3347,76 +3860,7 @@
           <w:sz w:val="20"/>
           <w:szCs w:val="20"/>
         </w:rPr>
-        <w:t xml:space="preserve">Challenge: Course Management &lt;details&gt; &lt;summary&gt;💡 Hints&lt;/summary&gt;</w:t>
-      </w:r>
-    </w:p>
-    <w:p>
-      <w:pPr>
-        <w:spacing w:after="80"/>
-      </w:pPr>
-      <w:r>
-        <w:rPr>
-          <w:rFonts w:ascii="Arial" w:cs="Arial" w:eastAsia="Arial" w:hAnsi="Arial"/>
-          <w:b/>
-          <w:bCs/>
-          <w:sz w:val="20"/>
-          <w:szCs w:val="20"/>
-        </w:rPr>
-        <w:t xml:space="preserve">Problem 4: </w:t>
-      </w:r>
-      <w:r>
-        <w:rPr>
-          <w:rFonts w:ascii="Arial" w:cs="Arial" w:eastAsia="Arial" w:hAnsi="Arial"/>
-          <w:sz w:val="20"/>
-          <w:szCs w:val="20"/>
-        </w:rPr>
-        <w:t xml:space="preserve">: - Use phonebook[name] = phone to add/update - Use get() to safely lookup - Iterate with .items() to list all</w:t>
-      </w:r>
-    </w:p>
-    <w:p>
-      <w:pPr>
-        <w:spacing w:after="80"/>
-      </w:pPr>
-      <w:r>
-        <w:rPr>
-          <w:rFonts w:ascii="Arial" w:cs="Arial" w:eastAsia="Arial" w:hAnsi="Arial"/>
-          <w:b/>
-          <w:bCs/>
-          <w:sz w:val="20"/>
-          <w:szCs w:val="20"/>
-        </w:rPr>
-        <w:t xml:space="preserve">Problem 5: </w:t>
-      </w:r>
-      <w:r>
-        <w:rPr>
-          <w:rFonts w:ascii="Arial" w:cs="Arial" w:eastAsia="Arial" w:hAnsi="Arial"/>
-          <w:sz w:val="20"/>
-          <w:szCs w:val="20"/>
-        </w:rPr>
-        <w:t xml:space="preserve">: - Use a loop with setdefault() or check if not in - Aggregate qty and revenue - Use max() with key parameter</w:t>
-      </w:r>
-    </w:p>
-    <w:p>
-      <w:pPr>
-        <w:spacing w:after="80"/>
-      </w:pPr>
-      <w:r>
-        <w:rPr>
-          <w:rFonts w:ascii="Arial" w:cs="Arial" w:eastAsia="Arial" w:hAnsi="Arial"/>
-          <w:b/>
-          <w:bCs/>
-          <w:sz w:val="20"/>
-          <w:szCs w:val="20"/>
-        </w:rPr>
-        <w:t xml:space="preserve">Problem 6: </w:t>
-      </w:r>
-      <w:r>
-        <w:rPr>
-          <w:rFonts w:ascii="Arial" w:cs="Arial" w:eastAsia="Arial" w:hAnsi="Arial"/>
-          <w:sz w:val="20"/>
-          <w:szCs w:val="20"/>
-        </w:rPr>
-        <w:t xml:space="preserve">: - For courses: iterate through student's course list - For students: filter students whose list contains the course - Count students per course, find max &lt;/details&gt;</w:t>
+        <w:t xml:space="preserve">Challenge: Course Management</w:t>
       </w:r>
     </w:p>
     <w:p>

--- a/Coding 2 - year/Unit 1 - Data Structures/Daily Lesson Plans/Word/Day 11.docx
+++ b/Coding 2 - year/Unit 1 - Data Structures/Daily Lesson Plans/Word/Day 11.docx
@@ -380,7 +380,7 @@
                 <w:sz w:val="20"/>
                 <w:szCs w:val="20"/>
               </w:rPr>
-              <w:t xml:space="preserve">    What do you already know about how to apply dictionaries to solve real-world data management and lookup problems?</w:t>
+              <w:t xml:space="preserve">    Have you ever used dictionaries before? Where might dictionaries be useful in a real program?</w:t>
             </w:r>
             <w:r>
               <w:rPr>
@@ -477,7 +477,7 @@
                 <w:sz w:val="20"/>
                 <w:szCs w:val="20"/>
               </w:rPr>
-              <w:t xml:space="preserve">Today's Goal: By the end of class you will be able to apply dictionaries to solve real-world data management and lookup problems.</w:t>
+              <w:t xml:space="preserve">Today’s Goal: By the end of class you will be able to apply dictionaries to solve real-world data management and lookup problems.</w:t>
             </w:r>
             <w:r>
               <w:rPr>
@@ -1225,7 +1225,7 @@
                 <w:sz w:val="20"/>
                 <w:szCs w:val="20"/>
               </w:rPr>
-              <w:t xml:space="preserve">Quick Check: Apply dictionaries to solve real-world data management and lookup problems?</w:t>
+              <w:t xml:space="preserve">Write the key syntax or steps for using dictionaries. What's one mistake beginners commonly make?</w:t>
             </w:r>
             <w:r>
               <w:rPr>
